--- a/klagomål/A 32318-2026 FSC-klagomål.docx
+++ b/klagomål/A 32318-2026 FSC-klagomål.docx
@@ -954,7 +954,7 @@
     <w:r>
       <w:tab/>
       <w:tab/>
-      <w:t>2026-10-22</w:t>
+      <w:t>2026-10-23</w:t>
       <w:br/>
       <w:br/>
     </w:r>

--- a/klagomål/A 32318-2026 FSC-klagomål.docx
+++ b/klagomål/A 32318-2026 FSC-klagomål.docx
@@ -954,7 +954,7 @@
     <w:r>
       <w:tab/>
       <w:tab/>
-      <w:t>2026-10-23</w:t>
+      <w:t>2026-10-24</w:t>
       <w:br/>
       <w:br/>
     </w:r>

--- a/klagomål/A 32318-2026 FSC-klagomål.docx
+++ b/klagomål/A 32318-2026 FSC-klagomål.docx
@@ -954,7 +954,7 @@
     <w:r>
       <w:tab/>
       <w:tab/>
-      <w:t>2026-10-24</w:t>
+      <w:t>2026-10-25</w:t>
       <w:br/>
       <w:br/>
     </w:r>

--- a/klagomål/A 32318-2026 FSC-klagomål.docx
+++ b/klagomål/A 32318-2026 FSC-klagomål.docx
@@ -954,7 +954,7 @@
     <w:r>
       <w:tab/>
       <w:tab/>
-      <w:t>2026-10-25</w:t>
+      <w:t>2026-10-26</w:t>
       <w:br/>
       <w:br/>
     </w:r>

--- a/klagomål/A 32318-2026 FSC-klagomål.docx
+++ b/klagomål/A 32318-2026 FSC-klagomål.docx
@@ -954,7 +954,7 @@
     <w:r>
       <w:tab/>
       <w:tab/>
-      <w:t>2026-10-26</w:t>
+      <w:t>2026-10-27</w:t>
       <w:br/>
       <w:br/>
     </w:r>

--- a/klagomål/A 32318-2026 FSC-klagomål.docx
+++ b/klagomål/A 32318-2026 FSC-klagomål.docx
@@ -954,7 +954,7 @@
     <w:r>
       <w:tab/>
       <w:tab/>
-      <w:t>2026-10-27</w:t>
+      <w:t>2026-10-28</w:t>
       <w:br/>
       <w:br/>
     </w:r>

--- a/klagomål/A 32318-2026 FSC-klagomål.docx
+++ b/klagomål/A 32318-2026 FSC-klagomål.docx
@@ -954,7 +954,7 @@
     <w:r>
       <w:tab/>
       <w:tab/>
-      <w:t>2026-10-28</w:t>
+      <w:t>2026-10-29</w:t>
       <w:br/>
       <w:br/>
     </w:r>

--- a/klagomål/A 32318-2026 FSC-klagomål.docx
+++ b/klagomål/A 32318-2026 FSC-klagomål.docx
@@ -178,7 +178,7 @@
       <w:r>
         <w:drawing>
           <wp:inline xmlns:a="http://schemas.openxmlformats.org/drawingml/2006/main" xmlns:pic="http://schemas.openxmlformats.org/drawingml/2006/picture">
-            <wp:extent cx="5486400" cy="4560687"/>
+            <wp:extent cx="5486400" cy="4798243"/>
             <wp:docPr id="1" name="Picture 1"/>
             <wp:cNvGraphicFramePr>
               <a:graphicFrameLocks noChangeAspect="1"/>
@@ -199,7 +199,7 @@
                   <pic:spPr>
                     <a:xfrm>
                       <a:off x="0" y="0"/>
-                      <a:ext cx="5486400" cy="4560687"/>
+                      <a:ext cx="5486400" cy="4798243"/>
                     </a:xfrm>
                     <a:prstGeom prst="rect"/>
                   </pic:spPr>
@@ -221,7 +221,7 @@
     </w:p>
     <w:p>
       <w:r>
-        <w:t>I och inom 1 meter från avverkningsanmälan finns fynd av 5 naturvårdsarter, varav 3 är rödlistade, 1 är fridlyst, 3 är typiska (T) och 2 är signalarter (S): brödtaggsvamp (EN), skrovlig taggsvamp (VU), motaggsvamp (NT, T), flagellkvastmossa (S, T) och grön sköldmossa (S, T, §8). Se Figur 1.</w:t>
+        <w:t>I och inom 1 meter från avverkningsanmälan finns fynd av 4 naturvårdsarter, varav 2 är rödlistade, 1 är fridlyst, 3 är typiska (T) och 2 är signalarter (S): skrovlig taggsvamp (VU), motaggsvamp (NT, T), flagellkvastmossa (S, T) och grön sköldmossa (S, T, §8). Se Figur 1.</w:t>
       </w:r>
     </w:p>
     <w:p>
@@ -245,17 +245,6 @@
     <w:p>
       <w:r>
         <w:t>Nedan följer beskrivningar av de naturvårdsarter och fridlysta arter som har sina livsmiljöer och växtplatser i den avverkningsanmälda skogen. Se även ytterligare artfakta i BILAGA 1. De påträffade naturvårdsarterna är ett tydligt kvitto på att det rör sig om en skog med höga naturvärden.</w:t>
-      </w:r>
-    </w:p>
-    <w:p>
-      <w:r>
-        <w:rPr>
-          <w:b/>
-        </w:rPr>
-        <w:t xml:space="preserve">Brödtaggsvamp (EN) </w:t>
-      </w:r>
-      <w:r>
-        <w:t>är en sällsynt och starkt hotad ”toppart” som växer i äldre barrskogar med gran, gärna i fuktiga sänkor eller skogar med hög luftfuktighet.  Svampen har en säregen doft som liknats vid lakrits, kakor eller pomerans. Den ingår i ett åtgärdsprogram för hotade arter (ÅGP) och är placerad högst upp i Skogsstyrelsens värdepyramid för bedömning av skog med höga naturvärden. Arten tål inte en slutavverkning utan kräver ett kontinuerligt äldre trädskikt med gran. Äldre barrskogar med basisk påverkan och lång kontinuitet, även små områden, har ett mycket högt skyddsvärde och bör i största möjliga utsträckning undantas från trakthyggesbruk. Slutavverkning, kraftig gallring och skogsmarksgödsling måste helt undvikas, liksom körning med tunga maskiner. Lokalerna bör bevakas, följas upp och skyddas formellt. Brödtaggsvamp är globalt rödlistad som nära hotad (NT) vilket innebär att Sverige har ett internationellt ansvar för arten (IUCN, 2025; SLU Artdatabanken, 2026; Nitare &amp; Skogsstyrelsen, 2019).</w:t>
       </w:r>
     </w:p>
     <w:p>
@@ -437,7 +426,7 @@
         <w:rPr>
           <w:i/>
         </w:rPr>
-        <w:t>I det avverkningsanmälda skogsområdet har 5 naturvårdsarter varav 3 rödlistade arter sina livsmiljöer och växtplatser.</w:t>
+        <w:t>I det avverkningsanmälda skogsområdet har 4 naturvårdsarter varav 2 rödlistade arter sina livsmiljöer och växtplatser.</w:t>
       </w:r>
     </w:p>
     <w:p>
@@ -954,7 +943,7 @@
     <w:r>
       <w:tab/>
       <w:tab/>
-      <w:t>2026-10-29</w:t>
+      <w:t>2026-10-31</w:t>
       <w:br/>
       <w:br/>
     </w:r>
